--- a/confirmation_of_appointment_walkthrough.docx
+++ b/confirmation_of_appointment_walkthrough.docx
@@ -398,7 +398,7 @@
                 <w:sz w:val="20"/>
                 <w:szCs w:val="20"/>
               </w:rPr>
-              <w:t xml:space="preserve">3, 4, 6</w:t>
+              <w:t xml:space="preserve">2, 3, 5</w:t>
             </w:r>
           </w:p>
         </w:tc>
@@ -520,7 +520,7 @@
                 <w:sz w:val="20"/>
                 <w:szCs w:val="20"/>
               </w:rPr>
-              <w:t xml:space="preserve">3, 5, 7</w:t>
+              <w:t xml:space="preserve">2, 4, 6</w:t>
             </w:r>
           </w:p>
         </w:tc>
@@ -642,7 +642,7 @@
                 <w:sz w:val="20"/>
                 <w:szCs w:val="20"/>
               </w:rPr>
-              <w:t xml:space="preserve">8</w:t>
+              <w:t xml:space="preserve">7</w:t>
             </w:r>
           </w:p>
         </w:tc>
@@ -764,7 +764,7 @@
                 <w:sz w:val="20"/>
                 <w:szCs w:val="20"/>
               </w:rPr>
-              <w:t xml:space="preserve">9</w:t>
+              <w:t xml:space="preserve">8</w:t>
             </w:r>
           </w:p>
         </w:tc>
@@ -886,7 +886,7 @@
                 <w:sz w:val="20"/>
                 <w:szCs w:val="20"/>
               </w:rPr>
-              <w:t xml:space="preserve">9, 10</w:t>
+              <w:t xml:space="preserve">8, 9</w:t>
             </w:r>
           </w:p>
         </w:tc>
@@ -1008,7 +1008,7 @@
                 <w:sz w:val="20"/>
                 <w:szCs w:val="20"/>
               </w:rPr>
-              <w:t xml:space="preserve">10</w:t>
+              <w:t xml:space="preserve">9</w:t>
             </w:r>
           </w:p>
         </w:tc>
@@ -1585,7 +1585,7 @@
                 <w:sz w:val="20"/>
                 <w:szCs w:val="20"/>
               </w:rPr>
-              <w:t xml:space="preserve">Submission is created at stage Draft, then moves to Submitted once submitted. It is marked PSC-staff-only visible but follows the normal PSC route (not the short internal-only path).</w:t>
+              <w:t xml:space="preserve">Submission is created at stage Draft, then moves to Submitted once submitted. It is marked PSC-staff-only visible but follows the normal PSC route (not the short internal-only path). It then automatically advances straight to Manager Checklist Review and is routed to the HR Unit — no PSC Officer action needed.</w:t>
             </w:r>
           </w:p>
         </w:tc>
@@ -1647,7 +1647,8 @@
                 <w:sz w:val="20"/>
                 <w:szCs w:val="20"/>
               </w:rPr>
-              <w:t xml:space="preserve">PSC Officer or PSC Administrator</w:t>
+              <w:t xml:space="preserve">HR Unit Manager
+(m.hrunit)</w:t>
             </w:r>
           </w:p>
         </w:tc>
@@ -1677,7 +1678,7 @@
                 <w:sz w:val="20"/>
                 <w:szCs w:val="20"/>
               </w:rPr>
-              <w:t xml:space="preserve">Register and route the submission into Manager Checklist Review.</w:t>
+              <w:t xml:space="preserve">Open the submission. Use the "Allocate to officer" panel to assign it to the HR Unit Principal (p.hrunit).</w:t>
             </w:r>
           </w:p>
         </w:tc>
@@ -1707,7 +1708,7 @@
                 <w:sz w:val="20"/>
                 <w:szCs w:val="20"/>
               </w:rPr>
-              <w:t xml:space="preserve">Stage becomes Manager Checklist Review. Because RECRUIT-CONFIRM is an HR Unit form type, the submission is automatically routed to the HR Unit and becomes visible to the HR Unit Manager.</w:t>
+              <w:t xml:space="preserve">p.hrunit is notified in-app and by email. The submission shows "Primary: p.hrunit".</w:t>
             </w:r>
           </w:p>
         </w:tc>
@@ -1769,6 +1770,129 @@
                 <w:sz w:val="20"/>
                 <w:szCs w:val="20"/>
               </w:rPr>
+              <w:t xml:space="preserve">HR Unit Principal
+(p.hrunit)</w:t>
+            </w:r>
+          </w:p>
+        </w:tc>
+        <w:tc>
+          <w:tcPr>
+            <w:tcW w:type="dxa" w:w="2300"/>
+            <w:tcBorders>
+              <w:top w:val="single" w:color="000000" w:sz="4"/>
+              <w:left w:val="single" w:color="000000" w:sz="4"/>
+              <w:bottom w:val="single" w:color="000000" w:sz="4"/>
+              <w:right w:val="single" w:color="000000" w:sz="4"/>
+            </w:tcBorders>
+            <w:tcMar>
+              <w:top w:type="dxa" w:w="80"/>
+              <w:left w:type="dxa" w:w="100"/>
+              <w:bottom w:type="dxa" w:w="80"/>
+              <w:right w:type="dxa" w:w="100"/>
+            </w:tcMar>
+          </w:tcPr>
+          <w:p>
+            <w:r>
+              <w:rPr>
+                <w:rFonts w:ascii="Calibri" w:cs="Calibri" w:eastAsia="Calibri" w:hAnsi="Calibri"/>
+                <w:b w:val="false"/>
+                <w:bCs w:val="false"/>
+                <w:color w:val="000000"/>
+                <w:sz w:val="20"/>
+                <w:szCs w:val="20"/>
+              </w:rPr>
+              <w:t xml:space="preserve">Log in, open the assigned submission, complete the checklist (confirm all required documents are present). Click "Submit back to Manager".</w:t>
+            </w:r>
+          </w:p>
+        </w:tc>
+        <w:tc>
+          <w:tcPr>
+            <w:tcW w:type="dxa" w:w="4200"/>
+            <w:tcBorders>
+              <w:top w:val="single" w:color="000000" w:sz="4"/>
+              <w:left w:val="single" w:color="000000" w:sz="4"/>
+              <w:bottom w:val="single" w:color="000000" w:sz="4"/>
+              <w:right w:val="single" w:color="000000" w:sz="4"/>
+            </w:tcBorders>
+            <w:tcMar>
+              <w:top w:type="dxa" w:w="80"/>
+              <w:left w:type="dxa" w:w="100"/>
+              <w:bottom w:type="dxa" w:w="80"/>
+              <w:right w:type="dxa" w:w="100"/>
+            </w:tcMar>
+          </w:tcPr>
+          <w:p>
+            <w:r>
+              <w:rPr>
+                <w:rFonts w:ascii="Calibri" w:cs="Calibri" w:eastAsia="Calibri" w:hAnsi="Calibri"/>
+                <w:b w:val="false"/>
+                <w:bCs w:val="false"/>
+                <w:color w:val="000000"/>
+                <w:sz w:val="20"/>
+                <w:szCs w:val="20"/>
+              </w:rPr>
+              <w:t xml:space="preserve">The submission is flagged as ready for the manager's review. m.hrunit is notified in-app and by email ("Ready for your review"). p.hrunit cannot advance the stage directly.</w:t>
+            </w:r>
+          </w:p>
+        </w:tc>
+      </w:tr>
+      <w:tr>
+        <w:tc>
+          <w:tcPr>
+            <w:tcW w:type="dxa" w:w="700"/>
+            <w:tcBorders>
+              <w:top w:val="single" w:color="000000" w:sz="4"/>
+              <w:left w:val="single" w:color="000000" w:sz="4"/>
+              <w:bottom w:val="single" w:color="000000" w:sz="4"/>
+              <w:right w:val="single" w:color="000000" w:sz="4"/>
+            </w:tcBorders>
+            <w:tcMar>
+              <w:top w:type="dxa" w:w="80"/>
+              <w:left w:type="dxa" w:w="100"/>
+              <w:bottom w:type="dxa" w:w="80"/>
+              <w:right w:type="dxa" w:w="100"/>
+            </w:tcMar>
+          </w:tcPr>
+          <w:p>
+            <w:r>
+              <w:rPr>
+                <w:rFonts w:ascii="Calibri" w:cs="Calibri" w:eastAsia="Calibri" w:hAnsi="Calibri"/>
+                <w:b w:val="false"/>
+                <w:bCs w:val="false"/>
+                <w:color w:val="000000"/>
+                <w:sz w:val="20"/>
+                <w:szCs w:val="20"/>
+              </w:rPr>
+              <w:t xml:space="preserve">4</w:t>
+            </w:r>
+          </w:p>
+        </w:tc>
+        <w:tc>
+          <w:tcPr>
+            <w:tcW w:type="dxa" w:w="2000"/>
+            <w:tcBorders>
+              <w:top w:val="single" w:color="000000" w:sz="4"/>
+              <w:left w:val="single" w:color="000000" w:sz="4"/>
+              <w:bottom w:val="single" w:color="000000" w:sz="4"/>
+              <w:right w:val="single" w:color="000000" w:sz="4"/>
+            </w:tcBorders>
+            <w:tcMar>
+              <w:top w:type="dxa" w:w="80"/>
+              <w:left w:type="dxa" w:w="100"/>
+              <w:bottom w:type="dxa" w:w="80"/>
+              <w:right w:type="dxa" w:w="100"/>
+            </w:tcMar>
+          </w:tcPr>
+          <w:p>
+            <w:r>
+              <w:rPr>
+                <w:rFonts w:ascii="Calibri" w:cs="Calibri" w:eastAsia="Calibri" w:hAnsi="Calibri"/>
+                <w:b w:val="false"/>
+                <w:bCs w:val="false"/>
+                <w:color w:val="000000"/>
+                <w:sz w:val="20"/>
+                <w:szCs w:val="20"/>
+              </w:rPr>
               <w:t xml:space="preserve">HR Unit Manager
 (m.hrunit)</w:t>
             </w:r>
@@ -1800,7 +1924,7 @@
                 <w:sz w:val="20"/>
                 <w:szCs w:val="20"/>
               </w:rPr>
-              <w:t xml:space="preserve">Open the submission. Use the "Allocate to officer" panel to assign it to the HR Unit Principal (p.hrunit).</w:t>
+              <w:t xml:space="preserve">Review the completed checklist. Transition the submission from Manager Checklist Review to Under Assessment.</w:t>
             </w:r>
           </w:p>
         </w:tc>
@@ -1830,7 +1954,7 @@
                 <w:sz w:val="20"/>
                 <w:szCs w:val="20"/>
               </w:rPr>
-              <w:t xml:space="preserve">p.hrunit is notified in-app and by email. The submission shows "Primary: p.hrunit".</w:t>
+              <w:t xml:space="preserve">Stage becomes Under Assessment.</w:t>
             </w:r>
           </w:p>
         </w:tc>
@@ -1862,7 +1986,7 @@
                 <w:sz w:val="20"/>
                 <w:szCs w:val="20"/>
               </w:rPr>
-              <w:t xml:space="preserve">4</w:t>
+              <w:t xml:space="preserve">5</w:t>
             </w:r>
           </w:p>
         </w:tc>
@@ -1923,7 +2047,7 @@
                 <w:sz w:val="20"/>
                 <w:szCs w:val="20"/>
               </w:rPr>
-              <w:t xml:space="preserve">Log in, open the assigned submission, complete the checklist (confirm all required documents are present). Click "Submit back to Manager".</w:t>
+              <w:t xml:space="preserve">Write the assessment notes/recommendation. Click "Submit back to Manager" again once done.</w:t>
             </w:r>
           </w:p>
         </w:tc>
@@ -1953,7 +2077,7 @@
                 <w:sz w:val="20"/>
                 <w:szCs w:val="20"/>
               </w:rPr>
-              <w:t xml:space="preserve">The submission is flagged as ready for the manager's review. m.hrunit is notified in-app and by email ("Ready for your review"). p.hrunit cannot advance the stage directly.</w:t>
+              <w:t xml:space="preserve">m.hrunit is notified again that the assessment is ready for review.</w:t>
             </w:r>
           </w:p>
         </w:tc>
@@ -1985,7 +2109,7 @@
                 <w:sz w:val="20"/>
                 <w:szCs w:val="20"/>
               </w:rPr>
-              <w:t xml:space="preserve">5</w:t>
+              <w:t xml:space="preserve">6</w:t>
             </w:r>
           </w:p>
         </w:tc>
@@ -2046,7 +2170,7 @@
                 <w:sz w:val="20"/>
                 <w:szCs w:val="20"/>
               </w:rPr>
-              <w:t xml:space="preserve">Review the completed checklist. Transition the submission from Manager Checklist Review to Under Assessment.</w:t>
+              <w:t xml:space="preserve">Review the assessment. Transition Under Assessment to Pending Secretary Approval.</w:t>
             </w:r>
           </w:p>
         </w:tc>
@@ -2076,7 +2200,7 @@
                 <w:sz w:val="20"/>
                 <w:szCs w:val="20"/>
               </w:rPr>
-              <w:t xml:space="preserve">Stage becomes Under Assessment.</w:t>
+              <w:t xml:space="preserve">Stage becomes Pending Secretary Approval.</w:t>
             </w:r>
           </w:p>
         </w:tc>
@@ -2108,7 +2232,7 @@
                 <w:sz w:val="20"/>
                 <w:szCs w:val="20"/>
               </w:rPr>
-              <w:t xml:space="preserve">6</w:t>
+              <w:t xml:space="preserve">7</w:t>
             </w:r>
           </w:p>
         </w:tc>
@@ -2138,8 +2262,8 @@
                 <w:sz w:val="20"/>
                 <w:szCs w:val="20"/>
               </w:rPr>
-              <w:t xml:space="preserve">HR Unit Principal
-(p.hrunit)</w:t>
+              <w:t xml:space="preserve">PSC Secretary
+(j.iati)</w:t>
             </w:r>
           </w:p>
         </w:tc>
@@ -2169,7 +2293,7 @@
                 <w:sz w:val="20"/>
                 <w:szCs w:val="20"/>
               </w:rPr>
-              <w:t xml:space="preserve">Write the assessment notes/recommendation. Click "Submit back to Manager" again once done.</w:t>
+              <w:t xml:space="preserve">Review the submission. Transition Pending Secretary Approval to Forwarded to Commission.</w:t>
             </w:r>
           </w:p>
         </w:tc>
@@ -2199,7 +2323,7 @@
                 <w:sz w:val="20"/>
                 <w:szCs w:val="20"/>
               </w:rPr>
-              <w:t xml:space="preserve">m.hrunit is notified again that the assessment is ready for review.</w:t>
+              <w:t xml:space="preserve">The submission is now queued for the next Commission sitting agenda.</w:t>
             </w:r>
           </w:p>
         </w:tc>
@@ -2231,7 +2355,7 @@
                 <w:sz w:val="20"/>
                 <w:szCs w:val="20"/>
               </w:rPr>
-              <w:t xml:space="preserve">7</w:t>
+              <w:t xml:space="preserve">8</w:t>
             </w:r>
           </w:p>
         </w:tc>
@@ -2261,8 +2385,7 @@
                 <w:sz w:val="20"/>
                 <w:szCs w:val="20"/>
               </w:rPr>
-              <w:t xml:space="preserve">HR Unit Manager
-(m.hrunit)</w:t>
+              <w:t xml:space="preserve">Commissioner (m.carlot) and/or Chairperson (j.taue)</w:t>
             </w:r>
           </w:p>
         </w:tc>
@@ -2292,7 +2415,7 @@
                 <w:sz w:val="20"/>
                 <w:szCs w:val="20"/>
               </w:rPr>
-              <w:t xml:space="preserve">Review the assessment. Transition Under Assessment to Pending Secretary Approval.</w:t>
+              <w:t xml:space="preserve">During the sitting: move the item to Commission Sitting, then record the decision (Approved).</w:t>
             </w:r>
           </w:p>
         </w:tc>
@@ -2322,7 +2445,7 @@
                 <w:sz w:val="20"/>
                 <w:szCs w:val="20"/>
               </w:rPr>
-              <w:t xml:space="preserve">Stage becomes Pending Secretary Approval.</w:t>
+              <w:t xml:space="preserve">Stage becomes Approved.</w:t>
             </w:r>
           </w:p>
         </w:tc>
@@ -2354,252 +2477,7 @@
                 <w:sz w:val="20"/>
                 <w:szCs w:val="20"/>
               </w:rPr>
-              <w:t xml:space="preserve">8</w:t>
-            </w:r>
-          </w:p>
-        </w:tc>
-        <w:tc>
-          <w:tcPr>
-            <w:tcW w:type="dxa" w:w="2000"/>
-            <w:tcBorders>
-              <w:top w:val="single" w:color="000000" w:sz="4"/>
-              <w:left w:val="single" w:color="000000" w:sz="4"/>
-              <w:bottom w:val="single" w:color="000000" w:sz="4"/>
-              <w:right w:val="single" w:color="000000" w:sz="4"/>
-            </w:tcBorders>
-            <w:tcMar>
-              <w:top w:type="dxa" w:w="80"/>
-              <w:left w:type="dxa" w:w="100"/>
-              <w:bottom w:type="dxa" w:w="80"/>
-              <w:right w:type="dxa" w:w="100"/>
-            </w:tcMar>
-          </w:tcPr>
-          <w:p>
-            <w:r>
-              <w:rPr>
-                <w:rFonts w:ascii="Calibri" w:cs="Calibri" w:eastAsia="Calibri" w:hAnsi="Calibri"/>
-                <w:b w:val="false"/>
-                <w:bCs w:val="false"/>
-                <w:color w:val="000000"/>
-                <w:sz w:val="20"/>
-                <w:szCs w:val="20"/>
-              </w:rPr>
-              <w:t xml:space="preserve">PSC Secretary
-(j.iati)</w:t>
-            </w:r>
-          </w:p>
-        </w:tc>
-        <w:tc>
-          <w:tcPr>
-            <w:tcW w:type="dxa" w:w="2300"/>
-            <w:tcBorders>
-              <w:top w:val="single" w:color="000000" w:sz="4"/>
-              <w:left w:val="single" w:color="000000" w:sz="4"/>
-              <w:bottom w:val="single" w:color="000000" w:sz="4"/>
-              <w:right w:val="single" w:color="000000" w:sz="4"/>
-            </w:tcBorders>
-            <w:tcMar>
-              <w:top w:type="dxa" w:w="80"/>
-              <w:left w:type="dxa" w:w="100"/>
-              <w:bottom w:type="dxa" w:w="80"/>
-              <w:right w:type="dxa" w:w="100"/>
-            </w:tcMar>
-          </w:tcPr>
-          <w:p>
-            <w:r>
-              <w:rPr>
-                <w:rFonts w:ascii="Calibri" w:cs="Calibri" w:eastAsia="Calibri" w:hAnsi="Calibri"/>
-                <w:b w:val="false"/>
-                <w:bCs w:val="false"/>
-                <w:color w:val="000000"/>
-                <w:sz w:val="20"/>
-                <w:szCs w:val="20"/>
-              </w:rPr>
-              <w:t xml:space="preserve">Review the submission. Transition Pending Secretary Approval to Forwarded to Commission.</w:t>
-            </w:r>
-          </w:p>
-        </w:tc>
-        <w:tc>
-          <w:tcPr>
-            <w:tcW w:type="dxa" w:w="4200"/>
-            <w:tcBorders>
-              <w:top w:val="single" w:color="000000" w:sz="4"/>
-              <w:left w:val="single" w:color="000000" w:sz="4"/>
-              <w:bottom w:val="single" w:color="000000" w:sz="4"/>
-              <w:right w:val="single" w:color="000000" w:sz="4"/>
-            </w:tcBorders>
-            <w:tcMar>
-              <w:top w:type="dxa" w:w="80"/>
-              <w:left w:type="dxa" w:w="100"/>
-              <w:bottom w:type="dxa" w:w="80"/>
-              <w:right w:type="dxa" w:w="100"/>
-            </w:tcMar>
-          </w:tcPr>
-          <w:p>
-            <w:r>
-              <w:rPr>
-                <w:rFonts w:ascii="Calibri" w:cs="Calibri" w:eastAsia="Calibri" w:hAnsi="Calibri"/>
-                <w:b w:val="false"/>
-                <w:bCs w:val="false"/>
-                <w:color w:val="000000"/>
-                <w:sz w:val="20"/>
-                <w:szCs w:val="20"/>
-              </w:rPr>
-              <w:t xml:space="preserve">The submission is now queued for the next Commission sitting agenda.</w:t>
-            </w:r>
-          </w:p>
-        </w:tc>
-      </w:tr>
-      <w:tr>
-        <w:tc>
-          <w:tcPr>
-            <w:tcW w:type="dxa" w:w="700"/>
-            <w:tcBorders>
-              <w:top w:val="single" w:color="000000" w:sz="4"/>
-              <w:left w:val="single" w:color="000000" w:sz="4"/>
-              <w:bottom w:val="single" w:color="000000" w:sz="4"/>
-              <w:right w:val="single" w:color="000000" w:sz="4"/>
-            </w:tcBorders>
-            <w:tcMar>
-              <w:top w:type="dxa" w:w="80"/>
-              <w:left w:type="dxa" w:w="100"/>
-              <w:bottom w:type="dxa" w:w="80"/>
-              <w:right w:type="dxa" w:w="100"/>
-            </w:tcMar>
-          </w:tcPr>
-          <w:p>
-            <w:r>
-              <w:rPr>
-                <w:rFonts w:ascii="Calibri" w:cs="Calibri" w:eastAsia="Calibri" w:hAnsi="Calibri"/>
-                <w:b w:val="false"/>
-                <w:bCs w:val="false"/>
-                <w:color w:val="000000"/>
-                <w:sz w:val="20"/>
-                <w:szCs w:val="20"/>
-              </w:rPr>
               <w:t xml:space="preserve">9</w:t>
-            </w:r>
-          </w:p>
-        </w:tc>
-        <w:tc>
-          <w:tcPr>
-            <w:tcW w:type="dxa" w:w="2000"/>
-            <w:tcBorders>
-              <w:top w:val="single" w:color="000000" w:sz="4"/>
-              <w:left w:val="single" w:color="000000" w:sz="4"/>
-              <w:bottom w:val="single" w:color="000000" w:sz="4"/>
-              <w:right w:val="single" w:color="000000" w:sz="4"/>
-            </w:tcBorders>
-            <w:tcMar>
-              <w:top w:type="dxa" w:w="80"/>
-              <w:left w:type="dxa" w:w="100"/>
-              <w:bottom w:type="dxa" w:w="80"/>
-              <w:right w:type="dxa" w:w="100"/>
-            </w:tcMar>
-          </w:tcPr>
-          <w:p>
-            <w:r>
-              <w:rPr>
-                <w:rFonts w:ascii="Calibri" w:cs="Calibri" w:eastAsia="Calibri" w:hAnsi="Calibri"/>
-                <w:b w:val="false"/>
-                <w:bCs w:val="false"/>
-                <w:color w:val="000000"/>
-                <w:sz w:val="20"/>
-                <w:szCs w:val="20"/>
-              </w:rPr>
-              <w:t xml:space="preserve">Commissioner (m.carlot) and/or Chairperson (j.taue)</w:t>
-            </w:r>
-          </w:p>
-        </w:tc>
-        <w:tc>
-          <w:tcPr>
-            <w:tcW w:type="dxa" w:w="2300"/>
-            <w:tcBorders>
-              <w:top w:val="single" w:color="000000" w:sz="4"/>
-              <w:left w:val="single" w:color="000000" w:sz="4"/>
-              <w:bottom w:val="single" w:color="000000" w:sz="4"/>
-              <w:right w:val="single" w:color="000000" w:sz="4"/>
-            </w:tcBorders>
-            <w:tcMar>
-              <w:top w:type="dxa" w:w="80"/>
-              <w:left w:type="dxa" w:w="100"/>
-              <w:bottom w:type="dxa" w:w="80"/>
-              <w:right w:type="dxa" w:w="100"/>
-            </w:tcMar>
-          </w:tcPr>
-          <w:p>
-            <w:r>
-              <w:rPr>
-                <w:rFonts w:ascii="Calibri" w:cs="Calibri" w:eastAsia="Calibri" w:hAnsi="Calibri"/>
-                <w:b w:val="false"/>
-                <w:bCs w:val="false"/>
-                <w:color w:val="000000"/>
-                <w:sz w:val="20"/>
-                <w:szCs w:val="20"/>
-              </w:rPr>
-              <w:t xml:space="preserve">During the sitting: move the item to Commission Sitting, then record the decision (Approved).</w:t>
-            </w:r>
-          </w:p>
-        </w:tc>
-        <w:tc>
-          <w:tcPr>
-            <w:tcW w:type="dxa" w:w="4200"/>
-            <w:tcBorders>
-              <w:top w:val="single" w:color="000000" w:sz="4"/>
-              <w:left w:val="single" w:color="000000" w:sz="4"/>
-              <w:bottom w:val="single" w:color="000000" w:sz="4"/>
-              <w:right w:val="single" w:color="000000" w:sz="4"/>
-            </w:tcBorders>
-            <w:tcMar>
-              <w:top w:type="dxa" w:w="80"/>
-              <w:left w:type="dxa" w:w="100"/>
-              <w:bottom w:type="dxa" w:w="80"/>
-              <w:right w:type="dxa" w:w="100"/>
-            </w:tcMar>
-          </w:tcPr>
-          <w:p>
-            <w:r>
-              <w:rPr>
-                <w:rFonts w:ascii="Calibri" w:cs="Calibri" w:eastAsia="Calibri" w:hAnsi="Calibri"/>
-                <w:b w:val="false"/>
-                <w:bCs w:val="false"/>
-                <w:color w:val="000000"/>
-                <w:sz w:val="20"/>
-                <w:szCs w:val="20"/>
-              </w:rPr>
-              <w:t xml:space="preserve">Stage becomes Approved.</w:t>
-            </w:r>
-          </w:p>
-        </w:tc>
-      </w:tr>
-      <w:tr>
-        <w:tc>
-          <w:tcPr>
-            <w:tcW w:type="dxa" w:w="700"/>
-            <w:tcBorders>
-              <w:top w:val="single" w:color="000000" w:sz="4"/>
-              <w:left w:val="single" w:color="000000" w:sz="4"/>
-              <w:bottom w:val="single" w:color="000000" w:sz="4"/>
-              <w:right w:val="single" w:color="000000" w:sz="4"/>
-            </w:tcBorders>
-            <w:tcMar>
-              <w:top w:type="dxa" w:w="80"/>
-              <w:left w:type="dxa" w:w="100"/>
-              <w:bottom w:type="dxa" w:w="80"/>
-              <w:right w:type="dxa" w:w="100"/>
-            </w:tcMar>
-          </w:tcPr>
-          <w:p>
-            <w:r>
-              <w:rPr>
-                <w:rFonts w:ascii="Calibri" w:cs="Calibri" w:eastAsia="Calibri" w:hAnsi="Calibri"/>
-                <w:b w:val="false"/>
-                <w:bCs w:val="false"/>
-                <w:color w:val="000000"/>
-                <w:sz w:val="20"/>
-                <w:szCs w:val="20"/>
-              </w:rPr>
-              <w:t xml:space="preserve">10</w:t>
             </w:r>
           </w:p>
         </w:tc>
@@ -2776,6 +2654,23 @@
           <w:color w:val="000000"/>
         </w:rPr>
         <w:t xml:space="preserve">The PSC Administrator account (admin) can act at any stage as an override, if a step needs to be corrected or re-tried.</w:t>
+      </w:r>
+    </w:p>
+    <w:p>
+      <w:pPr>
+        <w:pStyle w:val="ListParagraph"/>
+        <w:numPr>
+          <w:ilvl w:val="0"/>
+          <w:numId w:val="1"/>
+        </w:numPr>
+        <w:spacing w:after="60"/>
+      </w:pPr>
+      <w:r>
+        <w:rPr>
+          <w:rFonts w:ascii="Calibri" w:cs="Calibri" w:eastAsia="Calibri" w:hAnsi="Calibri"/>
+          <w:color w:val="000000"/>
+        </w:rPr>
+        <w:t xml:space="preserve">Registering and routing a Submitted case into Manager Checklist Review is now automatic — the responsible unit is fully determined by form type, so there is no manual "register and route" step for a PSC Officer to perform (previously step 2 of this walkthrough).</w:t>
       </w:r>
     </w:p>
     <w:sectPr>
